--- a/vbhc-vn/skills/vbhc-vn/tests/fail/r03-con-cho-trong-va-chu-tim.docx
+++ b/vbhc-vn/skills/vbhc-vn/tests/fail/r03-con-cho-trong-va-chu-tim.docx
@@ -607,47 +607,42 @@
           <w:szCs w:val="28"/>
           <w:lang w:val="de-DE"/>
         </w:rPr>
-        <w:t xml:space="preserve">Số lượng hồ sơ còn thiếu: …… bộ (nêu số liệu). Thực hiện Phiếu chuyển </w:t>
-      </w:r>
-      <w:r>
-        <w:rPr>
-          <w:rFonts w:ascii="Times New Roman" w:hAnsi="Times New Roman"/>
-          <w:color w:val="000000"/>
-          <w:szCs w:val="28"/>
-        </w:rPr>
-        <w:t xml:space="preserve">số </w:t>
-      </w:r>
-      <w:r>
-        <w:rPr>
-          <w:rFonts w:ascii="Times New Roman" w:hAnsi="Times New Roman"/>
-          <w:color w:val="000000"/>
-          <w:szCs w:val="28"/>
-        </w:rPr>
-        <w:t>650</w:t>
-      </w:r>
-      <w:r>
-        <w:rPr>
-          <w:rFonts w:ascii="Times New Roman" w:hAnsi="Times New Roman"/>
-          <w:color w:val="000000"/>
-          <w:szCs w:val="28"/>
-        </w:rPr>
-        <w:t xml:space="preserve">/PC-VPUBND ngày </w:t>
-      </w:r>
-      <w:r>
-        <w:rPr>
-          <w:rFonts w:ascii="Times New Roman" w:hAnsi="Times New Roman"/>
-          <w:color w:val="000000"/>
-          <w:szCs w:val="28"/>
-        </w:rPr>
-        <w:t>10</w:t>
-      </w:r>
-      <w:r>
-        <w:rPr>
-          <w:rFonts w:ascii="Times New Roman" w:hAnsi="Times New Roman"/>
-          <w:color w:val="000000"/>
-          <w:szCs w:val="28"/>
-        </w:rPr>
-        <w:t xml:space="preserve">/6/2026 </w:t>
+        <w:t>Số lượng hồ sơ còn thiếu: …… bộ (nêu số liệu). Thực hiện Phiếu chuyển số 650/PC-VPUBND ngày 10/6/2026 của Văn phòng Ủy ban nhân dân tỉnh Lào Cai về việc giao cho Sở Công Thương giải quyết đề nghị của Công ty TNHH đá cẩm thạch An Phú (Công ty) tại Văn bản số 38/2026/AP-DA ngày 28/5/2026 về việc đề nghị Sở Công Thương báo cáo UBND tỉnh có văn bản đề nghị Cục Kỹ thuật an toàn và Môi trường công nghiệp - Bộ Công Thương cấp giấy phép dịch vụ nổ mìn trên địa bàn tỉnh Lào Cai cho Công ty.</w:t>
+      </w:r>
+      <w:r>
+        <w:rPr>
+          <w:rFonts w:ascii="Times New Roman" w:hAnsi="Times New Roman"/>
+          <w:color w:val="000000"/>
+          <w:szCs w:val="28"/>
+        </w:rPr>
+      </w:r>
+      <w:r>
+        <w:rPr>
+          <w:rFonts w:ascii="Times New Roman" w:hAnsi="Times New Roman"/>
+          <w:color w:val="000000"/>
+          <w:szCs w:val="28"/>
+        </w:rPr>
+      </w:r>
+      <w:r>
+        <w:rPr>
+          <w:rFonts w:ascii="Times New Roman" w:hAnsi="Times New Roman"/>
+          <w:color w:val="000000"/>
+          <w:szCs w:val="28"/>
+        </w:rPr>
+      </w:r>
+      <w:r>
+        <w:rPr>
+          <w:rFonts w:ascii="Times New Roman" w:hAnsi="Times New Roman"/>
+          <w:color w:val="000000"/>
+          <w:szCs w:val="28"/>
+        </w:rPr>
+      </w:r>
+      <w:r>
+        <w:rPr>
+          <w:rFonts w:ascii="Times New Roman" w:hAnsi="Times New Roman"/>
+          <w:color w:val="000000"/>
+          <w:szCs w:val="28"/>
+        </w:rPr>
       </w:r>
       <w:r>
         <w:rPr>
@@ -655,139 +650,120 @@
           <w:szCs w:val="28"/>
           <w:lang w:val="de-DE"/>
         </w:rPr>
-        <w:t xml:space="preserve">của Văn phòng Ủy ban nhân dân tỉnh Lào Cai </w:t>
-      </w:r>
-      <w:r>
-        <w:rPr>
-          <w:rFonts w:ascii="Times New Roman" w:hAnsi="Times New Roman"/>
-          <w:color w:val="000000"/>
-          <w:szCs w:val="28"/>
-        </w:rPr>
-        <w:t xml:space="preserve">về việc giao cho Sở Công Thương giải quyết đề nghị của Công ty TNHH </w:t>
-      </w:r>
-      <w:r>
-        <w:rPr>
-          <w:rFonts w:ascii="Times New Roman" w:hAnsi="Times New Roman"/>
-        </w:rPr>
-        <w:t>đá cẩm thạch An Phú</w:t>
-      </w:r>
-      <w:r>
-        <w:rPr>
-          <w:rFonts w:ascii="Times New Roman" w:hAnsi="Times New Roman"/>
-          <w:color w:val="000000"/>
-          <w:szCs w:val="28"/>
-        </w:rPr>
-        <w:t xml:space="preserve"> </w:t>
-      </w:r>
-      <w:r>
-        <w:rPr>
-          <w:rFonts w:ascii="Times New Roman" w:hAnsi="Times New Roman"/>
-          <w:color w:val="000000"/>
-          <w:szCs w:val="28"/>
-        </w:rPr>
-        <w:t xml:space="preserve">(Công ty) tại </w:t>
-      </w:r>
-      <w:r>
-        <w:rPr>
-          <w:rFonts w:ascii="Times New Roman" w:hAnsi="Times New Roman"/>
-          <w:color w:val="000000"/>
-          <w:szCs w:val="28"/>
-        </w:rPr>
-        <w:t>V</w:t>
-      </w:r>
-      <w:r>
-        <w:rPr>
-          <w:rFonts w:ascii="Times New Roman" w:hAnsi="Times New Roman"/>
-          <w:color w:val="000000"/>
-          <w:szCs w:val="28"/>
-        </w:rPr>
-        <w:t xml:space="preserve">ăn </w:t>
-      </w:r>
-      <w:r>
-        <w:rPr>
-          <w:rFonts w:ascii="Times New Roman" w:hAnsi="Times New Roman"/>
-          <w:color w:val="000000"/>
-          <w:szCs w:val="28"/>
-        </w:rPr>
-        <w:t xml:space="preserve">bản </w:t>
-      </w:r>
-      <w:r>
-        <w:rPr>
-          <w:rFonts w:ascii="Times New Roman" w:hAnsi="Times New Roman"/>
-          <w:color w:val="000000"/>
-          <w:szCs w:val="28"/>
-        </w:rPr>
-        <w:t xml:space="preserve">số </w:t>
+      </w:r>
+      <w:r>
+        <w:rPr>
+          <w:rFonts w:ascii="Times New Roman" w:hAnsi="Times New Roman"/>
+          <w:color w:val="000000"/>
+          <w:szCs w:val="28"/>
+        </w:rPr>
+      </w:r>
+      <w:r>
+        <w:rPr>
+          <w:rFonts w:ascii="Times New Roman" w:hAnsi="Times New Roman"/>
+        </w:rPr>
+      </w:r>
+      <w:r>
+        <w:rPr>
+          <w:rFonts w:ascii="Times New Roman" w:hAnsi="Times New Roman"/>
+          <w:color w:val="000000"/>
+          <w:szCs w:val="28"/>
+        </w:rPr>
+      </w:r>
+      <w:r>
+        <w:rPr>
+          <w:rFonts w:ascii="Times New Roman" w:hAnsi="Times New Roman"/>
+          <w:color w:val="000000"/>
+          <w:szCs w:val="28"/>
+        </w:rPr>
+      </w:r>
+      <w:r>
+        <w:rPr>
+          <w:rFonts w:ascii="Times New Roman" w:hAnsi="Times New Roman"/>
+          <w:color w:val="000000"/>
+          <w:szCs w:val="28"/>
+        </w:rPr>
+      </w:r>
+      <w:r>
+        <w:rPr>
+          <w:rFonts w:ascii="Times New Roman" w:hAnsi="Times New Roman"/>
+          <w:color w:val="000000"/>
+          <w:szCs w:val="28"/>
+        </w:rPr>
+      </w:r>
+      <w:r>
+        <w:rPr>
+          <w:rFonts w:ascii="Times New Roman" w:hAnsi="Times New Roman"/>
+          <w:color w:val="000000"/>
+          <w:szCs w:val="28"/>
+        </w:rPr>
+      </w:r>
+      <w:r>
+        <w:rPr>
+          <w:rFonts w:ascii="Times New Roman" w:hAnsi="Times New Roman"/>
+          <w:color w:val="000000"/>
+          <w:szCs w:val="28"/>
+        </w:rPr>
       </w:r>
       <w:r>
         <w:rPr>
           <w:rFonts w:ascii="Times New Roman" w:hAnsi="Times New Roman"/>
           <w:lang w:val="nl-NL"/>
         </w:rPr>
-        <w:t xml:space="preserve">38/2026/AP-DA ngày 28/5/2026 </w:t>
       </w:r>
       <w:r>
         <w:rPr>
           <w:rFonts w:ascii="Times New Roman" w:hAnsi="Times New Roman"/>
           <w:lang w:val="nl-NL"/>
         </w:rPr>
-        <w:t xml:space="preserve">về việc đề nghị Sở Công Thương báo cáo </w:t>
       </w:r>
       <w:r>
         <w:rPr>
           <w:rFonts w:ascii="Times New Roman" w:hAnsi="Times New Roman"/>
           <w:lang w:val="nl-NL"/>
         </w:rPr>
-        <w:t>UBND</w:t>
       </w:r>
       <w:r>
         <w:rPr>
           <w:rFonts w:ascii="Times New Roman" w:hAnsi="Times New Roman"/>
           <w:lang w:val="nl-NL"/>
         </w:rPr>
-        <w:t xml:space="preserve"> tỉnh có </w:t>
       </w:r>
       <w:r>
         <w:rPr>
           <w:rFonts w:ascii="Times New Roman" w:hAnsi="Times New Roman"/>
           <w:lang w:val="nl-NL"/>
         </w:rPr>
-        <w:t>v</w:t>
       </w:r>
       <w:r>
         <w:rPr>
           <w:rFonts w:ascii="Times New Roman" w:hAnsi="Times New Roman"/>
           <w:lang w:val="nl-NL"/>
         </w:rPr>
-        <w:t xml:space="preserve">ăn bản đề nghị Cục Kỹ thuật an toàn và Môi trường công nghiệp </w:t>
       </w:r>
       <w:r>
         <w:rPr>
           <w:rFonts w:ascii="Times New Roman" w:hAnsi="Times New Roman"/>
           <w:lang w:val="nl-NL"/>
         </w:rPr>
-        <w:t>-</w:t>
       </w:r>
       <w:r>
         <w:rPr>
           <w:rFonts w:ascii="Times New Roman" w:hAnsi="Times New Roman"/>
           <w:lang w:val="nl-NL"/>
         </w:rPr>
-        <w:t xml:space="preserve"> Bộ Công Thương cấp giấy phép dịch vụ nổ mìn trên địa bàn tỉnh Lào Cai</w:t>
       </w:r>
       <w:r>
         <w:rPr>
           <w:rFonts w:ascii="Times New Roman" w:hAnsi="Times New Roman"/>
           <w:lang w:val="nl-NL"/>
         </w:rPr>
-        <w:t xml:space="preserve"> cho Công ty</w:t>
       </w:r>
       <w:r>
         <w:rPr>
           <w:rFonts w:ascii="Times New Roman" w:hAnsi="Times New Roman"/>
           <w:lang w:val="nl-NL"/>
         </w:rPr>
-        <w:t>.</w:t>
       </w:r>
       <w:r>
         <w:rPr>

--- a/vbhc-vn/skills/vbhc-vn/tests/fail/r03-con-cho-trong-va-chu-tim.docx
+++ b/vbhc-vn/skills/vbhc-vn/tests/fail/r03-con-cho-trong-va-chu-tim.docx
@@ -2462,47 +2462,6 @@
                 <w:lang w:val="vi-VN"/>
               </w:rPr>
               <w:t>);</w:t>
-            </w:r>
-          </w:p>
-          <w:p>
-            <w:pPr>
-              <w:tabs>
-                <w:tab w:val="left" w:pos="7296"/>
-              </w:tabs>
-              <w:jc w:val="both"/>
-              <w:rPr>
-                <w:rFonts w:ascii="Times New Roman" w:hAnsi="Times New Roman"/>
-                <w:color w:val="000000"/>
-                <w:sz w:val="24"/>
-                <w:szCs w:val="28"/>
-              </w:rPr>
-            </w:pPr>
-            <w:r>
-              <w:rPr>
-                <w:rFonts w:ascii="Times New Roman" w:hAnsi="Times New Roman"/>
-                <w:color w:val="000000"/>
-                <w:sz w:val="24"/>
-                <w:szCs w:val="28"/>
-              </w:rPr>
-              <w:t xml:space="preserve">- </w:t>
-            </w:r>
-            <w:r>
-              <w:rPr>
-                <w:rFonts w:ascii="Times New Roman" w:hAnsi="Times New Roman"/>
-                <w:color w:val="000000"/>
-                <w:sz w:val="24"/>
-                <w:szCs w:val="28"/>
-              </w:rPr>
-              <w:t>Ban Giám đốc Sở</w:t>
-            </w:r>
-            <w:r>
-              <w:rPr>
-                <w:rFonts w:ascii="Times New Roman" w:hAnsi="Times New Roman"/>
-                <w:color w:val="000000"/>
-                <w:sz w:val="24"/>
-                <w:szCs w:val="28"/>
-              </w:rPr>
-              <w:t>;</w:t>
             </w:r>
           </w:p>
           <w:p>
